--- a/manual/案件管理システム_管理者ガイド.docx
+++ b/manual/案件管理システム_管理者ガイド.docx
@@ -426,37 +426,37 @@
         </w:p>
         <w:p>
           <w:pPr>
-            <w:pStyle w:val="TOC1"/>
-            <w:tabs>
-              <w:tab w:val="right" w:pos="9638" w:leader="dot"/>
-            </w:tabs>
-          </w:pPr>
-          <w:hyperlink w:history="1" w:anchor="_Toc13">
-            <w:r>
-              <w:t xml:space="preserve">6. 設定を変える</w:t>
-            </w:r>
-            <w:r>
-              <w:tab/>
-            </w:r>
-            <w:r>
-              <w:fldChar w:fldCharType="begin" w:dirty="true"/>
-              <w:instrText xml:space="preserve">PAGEREF _Toc13 \h</w:instrText>
-              <w:fldChar w:fldCharType="separate"/>
-              <w:fldChar w:fldCharType="end"/>
-            </w:r>
-          </w:hyperlink>
-        </w:p>
-        <w:p>
-          <w:pPr>
             <w:pStyle w:val="TOC2"/>
             <w:tabs>
               <w:tab w:val="right" w:pos="9638" w:leader="dot"/>
             </w:tabs>
             <w:ind w:left="220"/>
           </w:pPr>
+          <w:hyperlink w:history="1" w:anchor="_Toc13">
+            <w:r>
+              <w:t xml:space="preserve">画面の色のきまり</w:t>
+            </w:r>
+            <w:r>
+              <w:tab/>
+            </w:r>
+            <w:r>
+              <w:fldChar w:fldCharType="begin" w:dirty="true"/>
+              <w:instrText xml:space="preserve">PAGEREF _Toc13 \h</w:instrText>
+              <w:fldChar w:fldCharType="separate"/>
+              <w:fldChar w:fldCharType="end"/>
+            </w:r>
+          </w:hyperlink>
+        </w:p>
+        <w:p>
+          <w:pPr>
+            <w:pStyle w:val="TOC1"/>
+            <w:tabs>
+              <w:tab w:val="right" w:pos="9638" w:leader="dot"/>
+            </w:tabs>
+          </w:pPr>
           <w:hyperlink w:history="1" w:anchor="_Toc14">
             <w:r>
-              <w:t xml:space="preserve">担当者・拠点を増やす／減らす</w:t>
+              <w:t xml:space="preserve">6. 設定を変える</w:t>
             </w:r>
             <w:r>
               <w:tab/>
@@ -479,7 +479,7 @@
           </w:pPr>
           <w:hyperlink w:history="1" w:anchor="_Toc15">
             <w:r>
-              <w:t xml:space="preserve">金額や日数のルール</w:t>
+              <w:t xml:space="preserve">担当者・拠点を増やす／減らす</w:t>
             </w:r>
             <w:r>
               <w:tab/>
@@ -502,7 +502,7 @@
           </w:pPr>
           <w:hyperlink w:history="1" w:anchor="_Toc16">
             <w:r>
-              <w:t xml:space="preserve">LINE通知</w:t>
+              <w:t xml:space="preserve">金額や日数のルール</w:t>
             </w:r>
             <w:r>
               <w:tab/>
@@ -525,7 +525,7 @@
           </w:pPr>
           <w:hyperlink w:history="1" w:anchor="_Toc17">
             <w:r>
-              <w:t xml:space="preserve">バックアップ</w:t>
+              <w:t xml:space="preserve">LINE通知</w:t>
             </w:r>
             <w:r>
               <w:tab/>
@@ -540,14 +540,15 @@
         </w:p>
         <w:p>
           <w:pPr>
-            <w:pStyle w:val="TOC1"/>
+            <w:pStyle w:val="TOC2"/>
             <w:tabs>
               <w:tab w:val="right" w:pos="9638" w:leader="dot"/>
             </w:tabs>
+            <w:ind w:left="220"/>
           </w:pPr>
           <w:hyperlink w:history="1" w:anchor="_Toc18">
             <w:r>
-              <w:t xml:space="preserve">7. 新しい人に通知を届ける</w:t>
+              <w:t xml:space="preserve">バックアップ</w:t>
             </w:r>
             <w:r>
               <w:tab/>
@@ -569,7 +570,7 @@
           </w:pPr>
           <w:hyperlink w:history="1" w:anchor="_Toc19">
             <w:r>
-              <w:t xml:space="preserve">8. 困ったとき</w:t>
+              <w:t xml:space="preserve">7. 新しい人に通知を届ける</w:t>
             </w:r>
             <w:r>
               <w:tab/>
@@ -577,6 +578,28 @@
             <w:r>
               <w:fldChar w:fldCharType="begin" w:dirty="true"/>
               <w:instrText xml:space="preserve">PAGEREF _Toc19 \h</w:instrText>
+              <w:fldChar w:fldCharType="separate"/>
+              <w:fldChar w:fldCharType="end"/>
+            </w:r>
+          </w:hyperlink>
+        </w:p>
+        <w:p>
+          <w:pPr>
+            <w:pStyle w:val="TOC1"/>
+            <w:tabs>
+              <w:tab w:val="right" w:pos="9638" w:leader="dot"/>
+            </w:tabs>
+          </w:pPr>
+          <w:hyperlink w:history="1" w:anchor="_Toc20">
+            <w:r>
+              <w:t xml:space="preserve">8. 困ったとき</w:t>
+            </w:r>
+            <w:r>
+              <w:tab/>
+            </w:r>
+            <w:r>
+              <w:fldChar w:fldCharType="begin" w:dirty="true"/>
+              <w:instrText xml:space="preserve">PAGEREF _Toc20 \h</w:instrText>
               <w:fldChar w:fldCharType="separate"/>
               <w:fldChar w:fldCharType="end"/>
             </w:r>
@@ -687,7 +710,151 @@
                 <w:sz w:val="21"/>
                 <w:szCs w:val="21"/>
               </w:rPr>
-              <w:t xml:space="preserve">受注　→　①簡易求人　→　②稟議　→　承認　→　③詳細　→　面接・進捗報告</w:t>
+              <w:t xml:space="preserve">受注　</w:t>
+            </w:r>
+            <w:r>
+              <w:rPr>
+                <w:rFonts w:ascii="Segoe UI Emoji" w:cs="Segoe UI Emoji" w:eastAsia="Segoe UI Emoji" w:hAnsi="Segoe UI Emoji"/>
+                <w:color w:val="1D2B2A"/>
+                <w:sz w:val="21"/>
+                <w:szCs w:val="21"/>
+              </w:rPr>
+              <w:t xml:space="preserve">→</w:t>
+            </w:r>
+            <w:r>
+              <w:rPr>
+                <w:rFonts w:ascii="Meiryo" w:cs="Meiryo" w:eastAsia="Meiryo" w:hAnsi="Meiryo"/>
+                <w:color w:val="1D2B2A"/>
+                <w:sz w:val="21"/>
+                <w:szCs w:val="21"/>
+              </w:rPr>
+              <w:t xml:space="preserve">　</w:t>
+            </w:r>
+            <w:r>
+              <w:rPr>
+                <w:rFonts w:ascii="Segoe UI Emoji" w:cs="Segoe UI Emoji" w:eastAsia="Segoe UI Emoji" w:hAnsi="Segoe UI Emoji"/>
+                <w:color w:val="1D2B2A"/>
+                <w:sz w:val="21"/>
+                <w:szCs w:val="21"/>
+              </w:rPr>
+              <w:t xml:space="preserve">①</w:t>
+            </w:r>
+            <w:r>
+              <w:rPr>
+                <w:rFonts w:ascii="Meiryo" w:cs="Meiryo" w:eastAsia="Meiryo" w:hAnsi="Meiryo"/>
+                <w:color w:val="1D2B2A"/>
+                <w:sz w:val="21"/>
+                <w:szCs w:val="21"/>
+              </w:rPr>
+              <w:t xml:space="preserve">簡易求人　</w:t>
+            </w:r>
+            <w:r>
+              <w:rPr>
+                <w:rFonts w:ascii="Segoe UI Emoji" w:cs="Segoe UI Emoji" w:eastAsia="Segoe UI Emoji" w:hAnsi="Segoe UI Emoji"/>
+                <w:color w:val="1D2B2A"/>
+                <w:sz w:val="21"/>
+                <w:szCs w:val="21"/>
+              </w:rPr>
+              <w:t xml:space="preserve">→</w:t>
+            </w:r>
+            <w:r>
+              <w:rPr>
+                <w:rFonts w:ascii="Meiryo" w:cs="Meiryo" w:eastAsia="Meiryo" w:hAnsi="Meiryo"/>
+                <w:color w:val="1D2B2A"/>
+                <w:sz w:val="21"/>
+                <w:szCs w:val="21"/>
+              </w:rPr>
+              <w:t xml:space="preserve">　</w:t>
+            </w:r>
+            <w:r>
+              <w:rPr>
+                <w:rFonts w:ascii="Segoe UI Emoji" w:cs="Segoe UI Emoji" w:eastAsia="Segoe UI Emoji" w:hAnsi="Segoe UI Emoji"/>
+                <w:color w:val="1D2B2A"/>
+                <w:sz w:val="21"/>
+                <w:szCs w:val="21"/>
+              </w:rPr>
+              <w:t xml:space="preserve">②</w:t>
+            </w:r>
+            <w:r>
+              <w:rPr>
+                <w:rFonts w:ascii="Meiryo" w:cs="Meiryo" w:eastAsia="Meiryo" w:hAnsi="Meiryo"/>
+                <w:color w:val="1D2B2A"/>
+                <w:sz w:val="21"/>
+                <w:szCs w:val="21"/>
+              </w:rPr>
+              <w:t xml:space="preserve">稟議　</w:t>
+            </w:r>
+            <w:r>
+              <w:rPr>
+                <w:rFonts w:ascii="Segoe UI Emoji" w:cs="Segoe UI Emoji" w:eastAsia="Segoe UI Emoji" w:hAnsi="Segoe UI Emoji"/>
+                <w:color w:val="1D2B2A"/>
+                <w:sz w:val="21"/>
+                <w:szCs w:val="21"/>
+              </w:rPr>
+              <w:t xml:space="preserve">→</w:t>
+            </w:r>
+            <w:r>
+              <w:rPr>
+                <w:rFonts w:ascii="Meiryo" w:cs="Meiryo" w:eastAsia="Meiryo" w:hAnsi="Meiryo"/>
+                <w:color w:val="1D2B2A"/>
+                <w:sz w:val="21"/>
+                <w:szCs w:val="21"/>
+              </w:rPr>
+              <w:t xml:space="preserve">　承認　</w:t>
+            </w:r>
+            <w:r>
+              <w:rPr>
+                <w:rFonts w:ascii="Segoe UI Emoji" w:cs="Segoe UI Emoji" w:eastAsia="Segoe UI Emoji" w:hAnsi="Segoe UI Emoji"/>
+                <w:color w:val="1D2B2A"/>
+                <w:sz w:val="21"/>
+                <w:szCs w:val="21"/>
+              </w:rPr>
+              <w:t xml:space="preserve">→</w:t>
+            </w:r>
+            <w:r>
+              <w:rPr>
+                <w:rFonts w:ascii="Meiryo" w:cs="Meiryo" w:eastAsia="Meiryo" w:hAnsi="Meiryo"/>
+                <w:color w:val="1D2B2A"/>
+                <w:sz w:val="21"/>
+                <w:szCs w:val="21"/>
+              </w:rPr>
+              <w:t xml:space="preserve">　</w:t>
+            </w:r>
+            <w:r>
+              <w:rPr>
+                <w:rFonts w:ascii="Segoe UI Emoji" w:cs="Segoe UI Emoji" w:eastAsia="Segoe UI Emoji" w:hAnsi="Segoe UI Emoji"/>
+                <w:color w:val="1D2B2A"/>
+                <w:sz w:val="21"/>
+                <w:szCs w:val="21"/>
+              </w:rPr>
+              <w:t xml:space="preserve">③</w:t>
+            </w:r>
+            <w:r>
+              <w:rPr>
+                <w:rFonts w:ascii="Meiryo" w:cs="Meiryo" w:eastAsia="Meiryo" w:hAnsi="Meiryo"/>
+                <w:color w:val="1D2B2A"/>
+                <w:sz w:val="21"/>
+                <w:szCs w:val="21"/>
+              </w:rPr>
+              <w:t xml:space="preserve">詳細　</w:t>
+            </w:r>
+            <w:r>
+              <w:rPr>
+                <w:rFonts w:ascii="Segoe UI Emoji" w:cs="Segoe UI Emoji" w:eastAsia="Segoe UI Emoji" w:hAnsi="Segoe UI Emoji"/>
+                <w:color w:val="1D2B2A"/>
+                <w:sz w:val="21"/>
+                <w:szCs w:val="21"/>
+              </w:rPr>
+              <w:t xml:space="preserve">→</w:t>
+            </w:r>
+            <w:r>
+              <w:rPr>
+                <w:rFonts w:ascii="Meiryo" w:cs="Meiryo" w:eastAsia="Meiryo" w:hAnsi="Meiryo"/>
+                <w:color w:val="1D2B2A"/>
+                <w:sz w:val="21"/>
+                <w:szCs w:val="21"/>
+              </w:rPr>
+              <w:t xml:space="preserve">　面接・進捗報告</w:t>
             </w:r>
           </w:p>
         </w:tc>
@@ -957,7 +1124,29 @@
                 <w:sz w:val="21"/>
                 <w:szCs w:val="21"/>
               </w:rPr>
-              <w:t xml:space="preserve">案件の「② 稟議」</w:t>
+              <w:t xml:space="preserve">案件の「</w:t>
+            </w:r>
+            <w:r>
+              <w:rPr>
+                <w:rFonts w:ascii="Segoe UI Emoji" w:cs="Segoe UI Emoji" w:eastAsia="Segoe UI Emoji" w:hAnsi="Segoe UI Emoji"/>
+                <w:b w:val="false"/>
+                <w:bCs w:val="false"/>
+                <w:color w:val="1D2B2A"/>
+                <w:sz w:val="21"/>
+                <w:szCs w:val="21"/>
+              </w:rPr>
+              <w:t xml:space="preserve">②</w:t>
+            </w:r>
+            <w:r>
+              <w:rPr>
+                <w:rFonts w:ascii="Meiryo" w:cs="Meiryo" w:eastAsia="Meiryo" w:hAnsi="Meiryo"/>
+                <w:b w:val="false"/>
+                <w:bCs w:val="false"/>
+                <w:color w:val="1D2B2A"/>
+                <w:sz w:val="21"/>
+                <w:szCs w:val="21"/>
+              </w:rPr>
+              <w:t xml:space="preserve"> 稟議」</w:t>
             </w:r>
           </w:p>
         </w:tc>
@@ -1490,15 +1679,6 @@
             <w:pPr>
               <w:spacing w:after="40" w:before="0" w:line="300"/>
             </w:pPr>
-            <w:r>
-              <w:rPr>
-                <w:rFonts w:ascii="Meiryo" w:cs="Meiryo" w:eastAsia="Meiryo" w:hAnsi="Meiryo"/>
-                <w:color w:val="1D2B2A"/>
-                <w:sz w:val="21"/>
-                <w:szCs w:val="21"/>
-              </w:rPr>
-              <w:t xml:space="preserve"/>
-            </w:r>
           </w:p>
           <w:p>
             <w:pPr>
@@ -1520,12 +1700,21 @@
             </w:pPr>
             <w:r>
               <w:rPr>
-                <w:rFonts w:ascii="Meiryo" w:cs="Meiryo" w:eastAsia="Meiryo" w:hAnsi="Meiryo"/>
-                <w:color w:val="1D2B2A"/>
-                <w:sz w:val="21"/>
-                <w:szCs w:val="21"/>
-              </w:rPr>
-              <w:t xml:space="preserve">▼ 第一熱処理工業株式会社 成田工場</w:t>
+                <w:rFonts w:ascii="Segoe UI Emoji" w:cs="Segoe UI Emoji" w:eastAsia="Segoe UI Emoji" w:hAnsi="Segoe UI Emoji"/>
+                <w:color w:val="1D2B2A"/>
+                <w:sz w:val="21"/>
+                <w:szCs w:val="21"/>
+              </w:rPr>
+              <w:t xml:space="preserve">▼</w:t>
+            </w:r>
+            <w:r>
+              <w:rPr>
+                <w:rFonts w:ascii="Meiryo" w:cs="Meiryo" w:eastAsia="Meiryo" w:hAnsi="Meiryo"/>
+                <w:color w:val="1D2B2A"/>
+                <w:sz w:val="21"/>
+                <w:szCs w:val="21"/>
+              </w:rPr>
+              <w:t xml:space="preserve"> 第一熱処理工業株式会社 成田工場</w:t>
             </w:r>
           </w:p>
           <w:p>
@@ -1548,12 +1737,39 @@
             </w:pPr>
             <w:r>
               <w:rPr>
-                <w:rFonts w:ascii="Meiryo" w:cs="Meiryo" w:eastAsia="Meiryo" w:hAnsi="Meiryo"/>
-                <w:color w:val="1D2B2A"/>
-                <w:sz w:val="21"/>
-                <w:szCs w:val="21"/>
-              </w:rPr>
-              <w:t xml:space="preserve">🔴 ③詳細が未入力のため、面接・進捗報告は停止中</w:t>
+                <w:rFonts w:ascii="Segoe UI Emoji" w:cs="Segoe UI Emoji" w:eastAsia="Segoe UI Emoji" w:hAnsi="Segoe UI Emoji"/>
+                <w:color w:val="1D2B2A"/>
+                <w:sz w:val="21"/>
+                <w:szCs w:val="21"/>
+              </w:rPr>
+              <w:t xml:space="preserve">🔴</w:t>
+            </w:r>
+            <w:r>
+              <w:rPr>
+                <w:rFonts w:ascii="Meiryo" w:cs="Meiryo" w:eastAsia="Meiryo" w:hAnsi="Meiryo"/>
+                <w:color w:val="1D2B2A"/>
+                <w:sz w:val="21"/>
+                <w:szCs w:val="21"/>
+              </w:rPr>
+              <w:t xml:space="preserve"> </w:t>
+            </w:r>
+            <w:r>
+              <w:rPr>
+                <w:rFonts w:ascii="Segoe UI Emoji" w:cs="Segoe UI Emoji" w:eastAsia="Segoe UI Emoji" w:hAnsi="Segoe UI Emoji"/>
+                <w:color w:val="1D2B2A"/>
+                <w:sz w:val="21"/>
+                <w:szCs w:val="21"/>
+              </w:rPr>
+              <w:t xml:space="preserve">③</w:t>
+            </w:r>
+            <w:r>
+              <w:rPr>
+                <w:rFonts w:ascii="Meiryo" w:cs="Meiryo" w:eastAsia="Meiryo" w:hAnsi="Meiryo"/>
+                <w:color w:val="1D2B2A"/>
+                <w:sz w:val="21"/>
+                <w:szCs w:val="21"/>
+              </w:rPr>
+              <w:t xml:space="preserve">詳細が未入力のため、面接・進捗報告は停止中</w:t>
             </w:r>
           </w:p>
           <w:p>
@@ -1562,12 +1778,21 @@
             </w:pPr>
             <w:r>
               <w:rPr>
-                <w:rFonts w:ascii="Meiryo" w:cs="Meiryo" w:eastAsia="Meiryo" w:hAnsi="Meiryo"/>
-                <w:color w:val="1D2B2A"/>
-                <w:sz w:val="21"/>
-                <w:szCs w:val="21"/>
-              </w:rPr>
-              <w:t xml:space="preserve">🟡 課題が2件、未着手のままです</w:t>
+                <w:rFonts w:ascii="Segoe UI Emoji" w:cs="Segoe UI Emoji" w:eastAsia="Segoe UI Emoji" w:hAnsi="Segoe UI Emoji"/>
+                <w:color w:val="1D2B2A"/>
+                <w:sz w:val="21"/>
+                <w:szCs w:val="21"/>
+              </w:rPr>
+              <w:t xml:space="preserve">🟡</w:t>
+            </w:r>
+            <w:r>
+              <w:rPr>
+                <w:rFonts w:ascii="Meiryo" w:cs="Meiryo" w:eastAsia="Meiryo" w:hAnsi="Meiryo"/>
+                <w:color w:val="1D2B2A"/>
+                <w:sz w:val="21"/>
+                <w:szCs w:val="21"/>
+              </w:rPr>
+              <w:t xml:space="preserve"> 課題が2件、未着手のままです</w:t>
             </w:r>
           </w:p>
           <w:p>
@@ -1588,15 +1813,6 @@
             <w:pPr>
               <w:spacing w:after="40" w:before="0" w:line="300"/>
             </w:pPr>
-            <w:r>
-              <w:rPr>
-                <w:rFonts w:ascii="Meiryo" w:cs="Meiryo" w:eastAsia="Meiryo" w:hAnsi="Meiryo"/>
-                <w:color w:val="1D2B2A"/>
-                <w:sz w:val="21"/>
-                <w:szCs w:val="21"/>
-              </w:rPr>
-              <w:t xml:space="preserve"/>
-            </w:r>
           </w:p>
           <w:p>
             <w:pPr>
@@ -1618,12 +1834,21 @@
             </w:pPr>
             <w:r>
               <w:rPr>
-                <w:rFonts w:ascii="Meiryo" w:cs="Meiryo" w:eastAsia="Meiryo" w:hAnsi="Meiryo"/>
-                <w:color w:val="1D2B2A"/>
-                <w:sz w:val="21"/>
-                <w:szCs w:val="21"/>
-              </w:rPr>
-              <w:t xml:space="preserve">▼ 富双合成株式会社 久喜工場</w:t>
+                <w:rFonts w:ascii="Segoe UI Emoji" w:cs="Segoe UI Emoji" w:eastAsia="Segoe UI Emoji" w:hAnsi="Segoe UI Emoji"/>
+                <w:color w:val="1D2B2A"/>
+                <w:sz w:val="21"/>
+                <w:szCs w:val="21"/>
+              </w:rPr>
+              <w:t xml:space="preserve">▼</w:t>
+            </w:r>
+            <w:r>
+              <w:rPr>
+                <w:rFonts w:ascii="Meiryo" w:cs="Meiryo" w:eastAsia="Meiryo" w:hAnsi="Meiryo"/>
+                <w:color w:val="1D2B2A"/>
+                <w:sz w:val="21"/>
+                <w:szCs w:val="21"/>
+              </w:rPr>
+              <w:t xml:space="preserve"> 富双合成株式会社 久喜工場</w:t>
             </w:r>
           </w:p>
           <w:p>
@@ -1646,12 +1871,21 @@
             </w:pPr>
             <w:r>
               <w:rPr>
-                <w:rFonts w:ascii="Meiryo" w:cs="Meiryo" w:eastAsia="Meiryo" w:hAnsi="Meiryo"/>
-                <w:color w:val="1D2B2A"/>
-                <w:sz w:val="21"/>
-                <w:szCs w:val="21"/>
-              </w:rPr>
-              <w:t xml:space="preserve">🟡 上申から5日、決裁が止まっています</w:t>
+                <w:rFonts w:ascii="Segoe UI Emoji" w:cs="Segoe UI Emoji" w:eastAsia="Segoe UI Emoji" w:hAnsi="Segoe UI Emoji"/>
+                <w:color w:val="1D2B2A"/>
+                <w:sz w:val="21"/>
+                <w:szCs w:val="21"/>
+              </w:rPr>
+              <w:t xml:space="preserve">🟡</w:t>
+            </w:r>
+            <w:r>
+              <w:rPr>
+                <w:rFonts w:ascii="Meiryo" w:cs="Meiryo" w:eastAsia="Meiryo" w:hAnsi="Meiryo"/>
+                <w:color w:val="1D2B2A"/>
+                <w:sz w:val="21"/>
+                <w:szCs w:val="21"/>
+              </w:rPr>
+              <w:t xml:space="preserve"> 上申から5日、決裁が止まっています</w:t>
             </w:r>
           </w:p>
           <w:p>
@@ -1694,6 +1928,20 @@
         <w:t xml:space="preserve">印の意味</w:t>
       </w:r>
       <w:bookmarkEnd w:id="7"/>
+    </w:p>
+    <w:p>
+      <w:pPr>
+        <w:spacing w:after="120" w:before="60" w:line="320"/>
+      </w:pPr>
+      <w:r>
+        <w:rPr>
+          <w:rFonts w:ascii="Meiryo" w:cs="Meiryo" w:eastAsia="Meiryo" w:hAnsi="Meiryo"/>
+          <w:color w:val="1D2B2A"/>
+          <w:sz w:val="23"/>
+          <w:szCs w:val="23"/>
+        </w:rPr>
+        <w:t xml:space="preserve">メッセージの先頭に付く丸い印で、急ぎ具合が分かります。下の色が実際に届く色です。</w:t>
+      </w:r>
     </w:p>
     <w:tbl>
       <w:tblPr>
@@ -1708,9 +1956,9 @@
         </w:tblBorders>
       </w:tblPr>
       <w:tblGrid>
-        <w:gridCol w:w="1000"/>
-        <w:gridCol w:w="4400"/>
-        <w:gridCol w:w="4238"/>
+        <w:gridCol w:w="1700"/>
+        <w:gridCol w:w="3900"/>
+        <w:gridCol w:w="4038"/>
       </w:tblGrid>
       <w:tr>
         <w:trPr>
@@ -1718,7 +1966,7 @@
         </w:trPr>
         <w:tc>
           <w:tcPr>
-            <w:tcW w:type="dxa" w:w="1000"/>
+            <w:tcW w:type="dxa" w:w="1700"/>
             <w:shd w:fill="E8EDEA" w:val="clear"/>
             <w:tcMar>
               <w:top w:type="dxa" w:w="100"/>
@@ -1729,7 +1977,7 @@
           </w:tcPr>
           <w:p>
             <w:pPr>
-              <w:spacing w:after="0" w:before="0" w:line="300"/>
+              <w:spacing w:after="0" w:before="0"/>
             </w:pPr>
             <w:r>
               <w:rPr>
@@ -1740,13 +1988,13 @@
                 <w:sz w:val="21"/>
                 <w:szCs w:val="21"/>
               </w:rPr>
-              <w:t xml:space="preserve">印</w:t>
-            </w:r>
-          </w:p>
-        </w:tc>
-        <w:tc>
-          <w:tcPr>
-            <w:tcW w:type="dxa" w:w="4400"/>
+              <w:t xml:space="preserve">LINEの印</w:t>
+            </w:r>
+          </w:p>
+        </w:tc>
+        <w:tc>
+          <w:tcPr>
+            <w:tcW w:type="dxa" w:w="3900"/>
             <w:shd w:fill="E8EDEA" w:val="clear"/>
             <w:tcMar>
               <w:top w:type="dxa" w:w="100"/>
@@ -1757,7 +2005,7 @@
           </w:tcPr>
           <w:p>
             <w:pPr>
-              <w:spacing w:after="0" w:before="0" w:line="300"/>
+              <w:spacing w:after="0" w:before="0"/>
             </w:pPr>
             <w:r>
               <w:rPr>
@@ -1774,7 +2022,7 @@
         </w:tc>
         <w:tc>
           <w:tcPr>
-            <w:tcW w:type="dxa" w:w="4238"/>
+            <w:tcW w:type="dxa" w:w="4038"/>
             <w:shd w:fill="E8EDEA" w:val="clear"/>
             <w:tcMar>
               <w:top w:type="dxa" w:w="100"/>
@@ -1785,7 +2033,7 @@
           </w:tcPr>
           <w:p>
             <w:pPr>
-              <w:spacing w:after="0" w:before="0" w:line="300"/>
+              <w:spacing w:after="0" w:before="0"/>
             </w:pPr>
             <w:r>
               <w:rPr>
@@ -1796,7 +2044,7 @@
                 <w:sz w:val="21"/>
                 <w:szCs w:val="21"/>
               </w:rPr>
-              <w:t xml:space="preserve">対応</w:t>
+              <w:t xml:space="preserve">いつまでに</w:t>
             </w:r>
           </w:p>
         </w:tc>
@@ -1804,80 +2052,91 @@
       <w:tr>
         <w:tc>
           <w:tcPr>
-            <w:tcW w:type="dxa" w:w="1000"/>
+            <w:tcW w:type="dxa" w:w="1700"/>
+            <w:shd w:fill="C0392B" w:val="clear"/>
+            <w:tcMar>
+              <w:top w:type="dxa" w:w="140"/>
+              <w:left w:type="dxa" w:w="120"/>
+              <w:bottom w:type="dxa" w:w="140"/>
+              <w:right w:type="dxa" w:w="120"/>
+            </w:tcMar>
+            <w:vAlign w:val="center"/>
+          </w:tcPr>
+          <w:p>
+            <w:pPr>
+              <w:spacing w:after="0" w:before="0"/>
+              <w:jc w:val="center"/>
+            </w:pPr>
+            <w:r>
+              <w:rPr>
+                <w:rFonts w:ascii="Segoe UI Emoji" w:cs="Segoe UI Emoji" w:eastAsia="Segoe UI Emoji" w:hAnsi="Segoe UI Emoji"/>
+                <w:b/>
+                <w:bCs/>
+                <w:color w:val="FFFFFF"/>
+                <w:sz w:val="22"/>
+                <w:szCs w:val="22"/>
+              </w:rPr>
+              <w:t xml:space="preserve">🔴</w:t>
+            </w:r>
+            <w:r>
+              <w:rPr>
+                <w:rFonts w:ascii="Meiryo" w:cs="Meiryo" w:eastAsia="Meiryo" w:hAnsi="Meiryo"/>
+                <w:b/>
+                <w:bCs/>
+                <w:color w:val="FFFFFF"/>
+                <w:sz w:val="22"/>
+                <w:szCs w:val="22"/>
+              </w:rPr>
+              <w:t xml:space="preserve">  赤</w:t>
+            </w:r>
+          </w:p>
+        </w:tc>
+        <w:tc>
+          <w:tcPr>
+            <w:tcW w:type="dxa" w:w="3900"/>
             <w:shd w:fill="FFFFFF" w:val="clear"/>
             <w:tcMar>
-              <w:top w:type="dxa" w:w="100"/>
-              <w:left w:type="dxa" w:w="140"/>
-              <w:bottom w:type="dxa" w:w="100"/>
-              <w:right w:type="dxa" w:w="140"/>
-            </w:tcMar>
-          </w:tcPr>
-          <w:p>
-            <w:pPr>
-              <w:spacing w:after="0" w:before="0" w:line="300"/>
-            </w:pPr>
-            <w:r>
-              <w:rPr>
-                <w:rFonts w:ascii="Meiryo" w:cs="Meiryo" w:eastAsia="Meiryo" w:hAnsi="Meiryo"/>
-                <w:b w:val="false"/>
-                <w:bCs w:val="false"/>
-                <w:color w:val="1D2B2A"/>
-                <w:sz w:val="21"/>
-                <w:szCs w:val="21"/>
-              </w:rPr>
-              <w:t xml:space="preserve">🔴</w:t>
-            </w:r>
-          </w:p>
-        </w:tc>
-        <w:tc>
-          <w:tcPr>
-            <w:tcW w:type="dxa" w:w="4400"/>
+              <w:top w:type="dxa" w:w="120"/>
+              <w:left w:type="dxa" w:w="140"/>
+              <w:bottom w:type="dxa" w:w="120"/>
+              <w:right w:type="dxa" w:w="140"/>
+            </w:tcMar>
+            <w:vAlign w:val="center"/>
+          </w:tcPr>
+          <w:p>
+            <w:pPr>
+              <w:spacing w:after="0" w:before="0" w:line="300"/>
+            </w:pPr>
+            <w:r>
+              <w:rPr>
+                <w:rFonts w:ascii="Meiryo" w:cs="Meiryo" w:eastAsia="Meiryo" w:hAnsi="Meiryo"/>
+                <w:color w:val="1D2B2A"/>
+                <w:sz w:val="21"/>
+                <w:szCs w:val="21"/>
+              </w:rPr>
+              <w:t xml:space="preserve">至急。業務が止まっています</w:t>
+            </w:r>
+          </w:p>
+        </w:tc>
+        <w:tc>
+          <w:tcPr>
+            <w:tcW w:type="dxa" w:w="4038"/>
             <w:shd w:fill="FFFFFF" w:val="clear"/>
             <w:tcMar>
-              <w:top w:type="dxa" w:w="100"/>
-              <w:left w:type="dxa" w:w="140"/>
-              <w:bottom w:type="dxa" w:w="100"/>
-              <w:right w:type="dxa" w:w="140"/>
-            </w:tcMar>
-          </w:tcPr>
-          <w:p>
-            <w:pPr>
-              <w:spacing w:after="0" w:before="0" w:line="300"/>
-            </w:pPr>
-            <w:r>
-              <w:rPr>
-                <w:rFonts w:ascii="Meiryo" w:cs="Meiryo" w:eastAsia="Meiryo" w:hAnsi="Meiryo"/>
-                <w:b w:val="false"/>
-                <w:bCs w:val="false"/>
-                <w:color w:val="1D2B2A"/>
-                <w:sz w:val="21"/>
-                <w:szCs w:val="21"/>
-              </w:rPr>
-              <w:t xml:space="preserve">至急。業務が止まっています</w:t>
-            </w:r>
-          </w:p>
-        </w:tc>
-        <w:tc>
-          <w:tcPr>
-            <w:tcW w:type="dxa" w:w="4238"/>
-            <w:shd w:fill="FFFFFF" w:val="clear"/>
-            <w:tcMar>
-              <w:top w:type="dxa" w:w="100"/>
-              <w:left w:type="dxa" w:w="140"/>
-              <w:bottom w:type="dxa" w:w="100"/>
-              <w:right w:type="dxa" w:w="140"/>
-            </w:tcMar>
-          </w:tcPr>
-          <w:p>
-            <w:pPr>
-              <w:spacing w:after="0" w:before="0" w:line="300"/>
-            </w:pPr>
-            <w:r>
-              <w:rPr>
-                <w:rFonts w:ascii="Meiryo" w:cs="Meiryo" w:eastAsia="Meiryo" w:hAnsi="Meiryo"/>
-                <w:b w:val="false"/>
-                <w:bCs w:val="false"/>
+              <w:top w:type="dxa" w:w="120"/>
+              <w:left w:type="dxa" w:w="140"/>
+              <w:bottom w:type="dxa" w:w="120"/>
+              <w:right w:type="dxa" w:w="140"/>
+            </w:tcMar>
+            <w:vAlign w:val="center"/>
+          </w:tcPr>
+          <w:p>
+            <w:pPr>
+              <w:spacing w:after="0" w:before="0" w:line="300"/>
+            </w:pPr>
+            <w:r>
+              <w:rPr>
+                <w:rFonts w:ascii="Meiryo" w:cs="Meiryo" w:eastAsia="Meiryo" w:hAnsi="Meiryo"/>
                 <w:color w:val="1D2B2A"/>
                 <w:sz w:val="21"/>
                 <w:szCs w:val="21"/>
@@ -1890,80 +2149,91 @@
       <w:tr>
         <w:tc>
           <w:tcPr>
-            <w:tcW w:type="dxa" w:w="1000"/>
+            <w:tcW w:type="dxa" w:w="1700"/>
+            <w:shd w:fill="B8860B" w:val="clear"/>
+            <w:tcMar>
+              <w:top w:type="dxa" w:w="140"/>
+              <w:left w:type="dxa" w:w="120"/>
+              <w:bottom w:type="dxa" w:w="140"/>
+              <w:right w:type="dxa" w:w="120"/>
+            </w:tcMar>
+            <w:vAlign w:val="center"/>
+          </w:tcPr>
+          <w:p>
+            <w:pPr>
+              <w:spacing w:after="0" w:before="0"/>
+              <w:jc w:val="center"/>
+            </w:pPr>
+            <w:r>
+              <w:rPr>
+                <w:rFonts w:ascii="Segoe UI Emoji" w:cs="Segoe UI Emoji" w:eastAsia="Segoe UI Emoji" w:hAnsi="Segoe UI Emoji"/>
+                <w:b/>
+                <w:bCs/>
+                <w:color w:val="FFFFFF"/>
+                <w:sz w:val="22"/>
+                <w:szCs w:val="22"/>
+              </w:rPr>
+              <w:t xml:space="preserve">🟡</w:t>
+            </w:r>
+            <w:r>
+              <w:rPr>
+                <w:rFonts w:ascii="Meiryo" w:cs="Meiryo" w:eastAsia="Meiryo" w:hAnsi="Meiryo"/>
+                <w:b/>
+                <w:bCs/>
+                <w:color w:val="FFFFFF"/>
+                <w:sz w:val="22"/>
+                <w:szCs w:val="22"/>
+              </w:rPr>
+              <w:t xml:space="preserve">  黄</w:t>
+            </w:r>
+          </w:p>
+        </w:tc>
+        <w:tc>
+          <w:tcPr>
+            <w:tcW w:type="dxa" w:w="3900"/>
             <w:shd w:fill="FFFFFF" w:val="clear"/>
             <w:tcMar>
-              <w:top w:type="dxa" w:w="100"/>
-              <w:left w:type="dxa" w:w="140"/>
-              <w:bottom w:type="dxa" w:w="100"/>
-              <w:right w:type="dxa" w:w="140"/>
-            </w:tcMar>
-          </w:tcPr>
-          <w:p>
-            <w:pPr>
-              <w:spacing w:after="0" w:before="0" w:line="300"/>
-            </w:pPr>
-            <w:r>
-              <w:rPr>
-                <w:rFonts w:ascii="Meiryo" w:cs="Meiryo" w:eastAsia="Meiryo" w:hAnsi="Meiryo"/>
-                <w:b w:val="false"/>
-                <w:bCs w:val="false"/>
-                <w:color w:val="1D2B2A"/>
-                <w:sz w:val="21"/>
-                <w:szCs w:val="21"/>
-              </w:rPr>
-              <w:t xml:space="preserve">🟡</w:t>
-            </w:r>
-          </w:p>
-        </w:tc>
-        <w:tc>
-          <w:tcPr>
-            <w:tcW w:type="dxa" w:w="4400"/>
+              <w:top w:type="dxa" w:w="120"/>
+              <w:left w:type="dxa" w:w="140"/>
+              <w:bottom w:type="dxa" w:w="120"/>
+              <w:right w:type="dxa" w:w="140"/>
+            </w:tcMar>
+            <w:vAlign w:val="center"/>
+          </w:tcPr>
+          <w:p>
+            <w:pPr>
+              <w:spacing w:after="0" w:before="0" w:line="300"/>
+            </w:pPr>
+            <w:r>
+              <w:rPr>
+                <w:rFonts w:ascii="Meiryo" w:cs="Meiryo" w:eastAsia="Meiryo" w:hAnsi="Meiryo"/>
+                <w:color w:val="1D2B2A"/>
+                <w:sz w:val="21"/>
+                <w:szCs w:val="21"/>
+              </w:rPr>
+              <w:t xml:space="preserve">注意。遅れが出ています</w:t>
+            </w:r>
+          </w:p>
+        </w:tc>
+        <w:tc>
+          <w:tcPr>
+            <w:tcW w:type="dxa" w:w="4038"/>
             <w:shd w:fill="FFFFFF" w:val="clear"/>
             <w:tcMar>
-              <w:top w:type="dxa" w:w="100"/>
-              <w:left w:type="dxa" w:w="140"/>
-              <w:bottom w:type="dxa" w:w="100"/>
-              <w:right w:type="dxa" w:w="140"/>
-            </w:tcMar>
-          </w:tcPr>
-          <w:p>
-            <w:pPr>
-              <w:spacing w:after="0" w:before="0" w:line="300"/>
-            </w:pPr>
-            <w:r>
-              <w:rPr>
-                <w:rFonts w:ascii="Meiryo" w:cs="Meiryo" w:eastAsia="Meiryo" w:hAnsi="Meiryo"/>
-                <w:b w:val="false"/>
-                <w:bCs w:val="false"/>
-                <w:color w:val="1D2B2A"/>
-                <w:sz w:val="21"/>
-                <w:szCs w:val="21"/>
-              </w:rPr>
-              <w:t xml:space="preserve">注意。遅れが出ています</w:t>
-            </w:r>
-          </w:p>
-        </w:tc>
-        <w:tc>
-          <w:tcPr>
-            <w:tcW w:type="dxa" w:w="4238"/>
-            <w:shd w:fill="FFFFFF" w:val="clear"/>
-            <w:tcMar>
-              <w:top w:type="dxa" w:w="100"/>
-              <w:left w:type="dxa" w:w="140"/>
-              <w:bottom w:type="dxa" w:w="100"/>
-              <w:right w:type="dxa" w:w="140"/>
-            </w:tcMar>
-          </w:tcPr>
-          <w:p>
-            <w:pPr>
-              <w:spacing w:after="0" w:before="0" w:line="300"/>
-            </w:pPr>
-            <w:r>
-              <w:rPr>
-                <w:rFonts w:ascii="Meiryo" w:cs="Meiryo" w:eastAsia="Meiryo" w:hAnsi="Meiryo"/>
-                <w:b w:val="false"/>
-                <w:bCs w:val="false"/>
+              <w:top w:type="dxa" w:w="120"/>
+              <w:left w:type="dxa" w:w="140"/>
+              <w:bottom w:type="dxa" w:w="120"/>
+              <w:right w:type="dxa" w:w="140"/>
+            </w:tcMar>
+            <w:vAlign w:val="center"/>
+          </w:tcPr>
+          <w:p>
+            <w:pPr>
+              <w:spacing w:after="0" w:before="0" w:line="300"/>
+            </w:pPr>
+            <w:r>
+              <w:rPr>
+                <w:rFonts w:ascii="Meiryo" w:cs="Meiryo" w:eastAsia="Meiryo" w:hAnsi="Meiryo"/>
                 <w:color w:val="1D2B2A"/>
                 <w:sz w:val="21"/>
                 <w:szCs w:val="21"/>
@@ -1976,80 +2246,91 @@
       <w:tr>
         <w:tc>
           <w:tcPr>
-            <w:tcW w:type="dxa" w:w="1000"/>
+            <w:tcW w:type="dxa" w:w="1700"/>
+            <w:shd w:fill="50606B" w:val="clear"/>
+            <w:tcMar>
+              <w:top w:type="dxa" w:w="140"/>
+              <w:left w:type="dxa" w:w="120"/>
+              <w:bottom w:type="dxa" w:w="140"/>
+              <w:right w:type="dxa" w:w="120"/>
+            </w:tcMar>
+            <w:vAlign w:val="center"/>
+          </w:tcPr>
+          <w:p>
+            <w:pPr>
+              <w:spacing w:after="0" w:before="0"/>
+              <w:jc w:val="center"/>
+            </w:pPr>
+            <w:r>
+              <w:rPr>
+                <w:rFonts w:ascii="Segoe UI Emoji" w:cs="Segoe UI Emoji" w:eastAsia="Segoe UI Emoji" w:hAnsi="Segoe UI Emoji"/>
+                <w:b/>
+                <w:bCs/>
+                <w:color w:val="FFFFFF"/>
+                <w:sz w:val="22"/>
+                <w:szCs w:val="22"/>
+              </w:rPr>
+              <w:t xml:space="preserve">🔵</w:t>
+            </w:r>
+            <w:r>
+              <w:rPr>
+                <w:rFonts w:ascii="Meiryo" w:cs="Meiryo" w:eastAsia="Meiryo" w:hAnsi="Meiryo"/>
+                <w:b/>
+                <w:bCs/>
+                <w:color w:val="FFFFFF"/>
+                <w:sz w:val="22"/>
+                <w:szCs w:val="22"/>
+              </w:rPr>
+              <w:t xml:space="preserve">  青</w:t>
+            </w:r>
+          </w:p>
+        </w:tc>
+        <w:tc>
+          <w:tcPr>
+            <w:tcW w:type="dxa" w:w="3900"/>
             <w:shd w:fill="FFFFFF" w:val="clear"/>
             <w:tcMar>
-              <w:top w:type="dxa" w:w="100"/>
-              <w:left w:type="dxa" w:w="140"/>
-              <w:bottom w:type="dxa" w:w="100"/>
-              <w:right w:type="dxa" w:w="140"/>
-            </w:tcMar>
-          </w:tcPr>
-          <w:p>
-            <w:pPr>
-              <w:spacing w:after="0" w:before="0" w:line="300"/>
-            </w:pPr>
-            <w:r>
-              <w:rPr>
-                <w:rFonts w:ascii="Meiryo" w:cs="Meiryo" w:eastAsia="Meiryo" w:hAnsi="Meiryo"/>
-                <w:b w:val="false"/>
-                <w:bCs w:val="false"/>
-                <w:color w:val="1D2B2A"/>
-                <w:sz w:val="21"/>
-                <w:szCs w:val="21"/>
-              </w:rPr>
-              <w:t xml:space="preserve">🔵</w:t>
-            </w:r>
-          </w:p>
-        </w:tc>
-        <w:tc>
-          <w:tcPr>
-            <w:tcW w:type="dxa" w:w="4400"/>
+              <w:top w:type="dxa" w:w="120"/>
+              <w:left w:type="dxa" w:w="140"/>
+              <w:bottom w:type="dxa" w:w="120"/>
+              <w:right w:type="dxa" w:w="140"/>
+            </w:tcMar>
+            <w:vAlign w:val="center"/>
+          </w:tcPr>
+          <w:p>
+            <w:pPr>
+              <w:spacing w:after="0" w:before="0" w:line="300"/>
+            </w:pPr>
+            <w:r>
+              <w:rPr>
+                <w:rFonts w:ascii="Meiryo" w:cs="Meiryo" w:eastAsia="Meiryo" w:hAnsi="Meiryo"/>
+                <w:color w:val="1D2B2A"/>
+                <w:sz w:val="21"/>
+                <w:szCs w:val="21"/>
+              </w:rPr>
+              <w:t xml:space="preserve">お知らせ。もうすぐ期限です</w:t>
+            </w:r>
+          </w:p>
+        </w:tc>
+        <w:tc>
+          <w:tcPr>
+            <w:tcW w:type="dxa" w:w="4038"/>
             <w:shd w:fill="FFFFFF" w:val="clear"/>
             <w:tcMar>
-              <w:top w:type="dxa" w:w="100"/>
-              <w:left w:type="dxa" w:w="140"/>
-              <w:bottom w:type="dxa" w:w="100"/>
-              <w:right w:type="dxa" w:w="140"/>
-            </w:tcMar>
-          </w:tcPr>
-          <w:p>
-            <w:pPr>
-              <w:spacing w:after="0" w:before="0" w:line="300"/>
-            </w:pPr>
-            <w:r>
-              <w:rPr>
-                <w:rFonts w:ascii="Meiryo" w:cs="Meiryo" w:eastAsia="Meiryo" w:hAnsi="Meiryo"/>
-                <w:b w:val="false"/>
-                <w:bCs w:val="false"/>
-                <w:color w:val="1D2B2A"/>
-                <w:sz w:val="21"/>
-                <w:szCs w:val="21"/>
-              </w:rPr>
-              <w:t xml:space="preserve">お知らせ。もうすぐ期限です</w:t>
-            </w:r>
-          </w:p>
-        </w:tc>
-        <w:tc>
-          <w:tcPr>
-            <w:tcW w:type="dxa" w:w="4238"/>
-            <w:shd w:fill="FFFFFF" w:val="clear"/>
-            <w:tcMar>
-              <w:top w:type="dxa" w:w="100"/>
-              <w:left w:type="dxa" w:w="140"/>
-              <w:bottom w:type="dxa" w:w="100"/>
-              <w:right w:type="dxa" w:w="140"/>
-            </w:tcMar>
-          </w:tcPr>
-          <w:p>
-            <w:pPr>
-              <w:spacing w:after="0" w:before="0" w:line="300"/>
-            </w:pPr>
-            <w:r>
-              <w:rPr>
-                <w:rFonts w:ascii="Meiryo" w:cs="Meiryo" w:eastAsia="Meiryo" w:hAnsi="Meiryo"/>
-                <w:b w:val="false"/>
-                <w:bCs w:val="false"/>
+              <w:top w:type="dxa" w:w="120"/>
+              <w:left w:type="dxa" w:w="140"/>
+              <w:bottom w:type="dxa" w:w="120"/>
+              <w:right w:type="dxa" w:w="140"/>
+            </w:tcMar>
+            <w:vAlign w:val="center"/>
+          </w:tcPr>
+          <w:p>
+            <w:pPr>
+              <w:spacing w:after="0" w:before="0" w:line="300"/>
+            </w:pPr>
+            <w:r>
+              <w:rPr>
+                <w:rFonts w:ascii="Meiryo" w:cs="Meiryo" w:eastAsia="Meiryo" w:hAnsi="Meiryo"/>
                 <w:color w:val="1D2B2A"/>
                 <w:sz w:val="21"/>
                 <w:szCs w:val="21"/>
@@ -3109,7 +3390,29 @@
                 <w:sz w:val="21"/>
                 <w:szCs w:val="21"/>
               </w:rPr>
-              <w:t xml:space="preserve">面接・進捗報告ができる状態か。「停止」は③が未入力という意味です</w:t>
+              <w:t xml:space="preserve">面接・進捗報告ができる状態か。「停止」は</w:t>
+            </w:r>
+            <w:r>
+              <w:rPr>
+                <w:rFonts w:ascii="Segoe UI Emoji" w:cs="Segoe UI Emoji" w:eastAsia="Segoe UI Emoji" w:hAnsi="Segoe UI Emoji"/>
+                <w:b w:val="false"/>
+                <w:bCs w:val="false"/>
+                <w:color w:val="1D2B2A"/>
+                <w:sz w:val="21"/>
+                <w:szCs w:val="21"/>
+              </w:rPr>
+              <w:t xml:space="preserve">③</w:t>
+            </w:r>
+            <w:r>
+              <w:rPr>
+                <w:rFonts w:ascii="Meiryo" w:cs="Meiryo" w:eastAsia="Meiryo" w:hAnsi="Meiryo"/>
+                <w:b w:val="false"/>
+                <w:bCs w:val="false"/>
+                <w:color w:val="1D2B2A"/>
+                <w:sz w:val="21"/>
+                <w:szCs w:val="21"/>
+              </w:rPr>
+              <w:t xml:space="preserve">が未入力という意味です</w:t>
             </w:r>
           </w:p>
         </w:tc>
@@ -3309,6 +3612,743 @@
       </w:r>
     </w:p>
     <w:p>
+      <w:pPr>
+        <w:pStyle w:val="Heading2"/>
+        <w:spacing w:after="160" w:before="360"/>
+      </w:pPr>
+      <w:bookmarkStart w:name="_Toc13" w:id="13"/>
+      <w:r>
+        <w:rPr>
+          <w:rFonts w:ascii="Meiryo" w:cs="Meiryo" w:eastAsia="Meiryo" w:hAnsi="Meiryo"/>
+          <w:b/>
+          <w:bCs/>
+          <w:color w:val="1D3B36"/>
+          <w:sz w:val="28"/>
+          <w:szCs w:val="28"/>
+        </w:rPr>
+        <w:t xml:space="preserve">画面の色のきまり</w:t>
+      </w:r>
+      <w:bookmarkEnd w:id="13"/>
+    </w:p>
+    <w:p>
+      <w:pPr>
+        <w:spacing w:after="120" w:before="60" w:line="320"/>
+      </w:pPr>
+      <w:r>
+        <w:rPr>
+          <w:rFonts w:ascii="Meiryo" w:cs="Meiryo" w:eastAsia="Meiryo" w:hAnsi="Meiryo"/>
+          <w:color w:val="1D2B2A"/>
+          <w:sz w:val="23"/>
+          <w:szCs w:val="23"/>
+        </w:rPr>
+        <w:t xml:space="preserve">システムは色で状態を伝えます。文字を読まなくても、色だけで急ぎ具合が分かるようにしてあります。下の色が実際の画面の色です。</w:t>
+      </w:r>
+    </w:p>
+    <w:tbl>
+      <w:tblPr>
+        <w:tblW w:type="dxa" w:w="9638"/>
+        <w:tblBorders>
+          <w:top w:val="single" w:color="C9D2CE" w:sz="4"/>
+          <w:left w:val="single" w:color="C9D2CE" w:sz="4"/>
+          <w:bottom w:val="single" w:color="C9D2CE" w:sz="4"/>
+          <w:right w:val="single" w:color="C9D2CE" w:sz="4"/>
+          <w:insideH w:val="single" w:color="DCE3DF" w:sz="4"/>
+          <w:insideV w:val="single" w:color="DCE3DF" w:sz="4"/>
+        </w:tblBorders>
+      </w:tblPr>
+      <w:tblGrid>
+        <w:gridCol w:w="1500"/>
+        <w:gridCol w:w="3600"/>
+        <w:gridCol w:w="4538"/>
+      </w:tblGrid>
+      <w:tr>
+        <w:trPr>
+          <w:tblHeader/>
+        </w:trPr>
+        <w:tc>
+          <w:tcPr>
+            <w:tcW w:type="dxa" w:w="1500"/>
+            <w:shd w:fill="E8EDEA" w:val="clear"/>
+            <w:tcMar>
+              <w:top w:type="dxa" w:w="100"/>
+              <w:left w:type="dxa" w:w="140"/>
+              <w:bottom w:type="dxa" w:w="100"/>
+              <w:right w:type="dxa" w:w="140"/>
+            </w:tcMar>
+          </w:tcPr>
+          <w:p>
+            <w:pPr>
+              <w:spacing w:after="0" w:before="0"/>
+            </w:pPr>
+            <w:r>
+              <w:rPr>
+                <w:rFonts w:ascii="Meiryo" w:cs="Meiryo" w:eastAsia="Meiryo" w:hAnsi="Meiryo"/>
+                <w:b/>
+                <w:bCs/>
+                <w:color w:val="1D2B2A"/>
+                <w:sz w:val="21"/>
+                <w:szCs w:val="21"/>
+              </w:rPr>
+              <w:t xml:space="preserve">色</w:t>
+            </w:r>
+          </w:p>
+        </w:tc>
+        <w:tc>
+          <w:tcPr>
+            <w:tcW w:type="dxa" w:w="3600"/>
+            <w:shd w:fill="E8EDEA" w:val="clear"/>
+            <w:tcMar>
+              <w:top w:type="dxa" w:w="100"/>
+              <w:left w:type="dxa" w:w="140"/>
+              <w:bottom w:type="dxa" w:w="100"/>
+              <w:right w:type="dxa" w:w="140"/>
+            </w:tcMar>
+          </w:tcPr>
+          <w:p>
+            <w:pPr>
+              <w:spacing w:after="0" w:before="0"/>
+            </w:pPr>
+            <w:r>
+              <w:rPr>
+                <w:rFonts w:ascii="Meiryo" w:cs="Meiryo" w:eastAsia="Meiryo" w:hAnsi="Meiryo"/>
+                <w:b/>
+                <w:bCs/>
+                <w:color w:val="1D2B2A"/>
+                <w:sz w:val="21"/>
+                <w:szCs w:val="21"/>
+              </w:rPr>
+              <w:t xml:space="preserve">どこに出るか</w:t>
+            </w:r>
+          </w:p>
+        </w:tc>
+        <w:tc>
+          <w:tcPr>
+            <w:tcW w:type="dxa" w:w="4538"/>
+            <w:shd w:fill="E8EDEA" w:val="clear"/>
+            <w:tcMar>
+              <w:top w:type="dxa" w:w="100"/>
+              <w:left w:type="dxa" w:w="140"/>
+              <w:bottom w:type="dxa" w:w="100"/>
+              <w:right w:type="dxa" w:w="140"/>
+            </w:tcMar>
+          </w:tcPr>
+          <w:p>
+            <w:pPr>
+              <w:spacing w:after="0" w:before="0"/>
+            </w:pPr>
+            <w:r>
+              <w:rPr>
+                <w:rFonts w:ascii="Meiryo" w:cs="Meiryo" w:eastAsia="Meiryo" w:hAnsi="Meiryo"/>
+                <w:b/>
+                <w:bCs/>
+                <w:color w:val="1D2B2A"/>
+                <w:sz w:val="21"/>
+                <w:szCs w:val="21"/>
+              </w:rPr>
+              <w:t xml:space="preserve">意味</w:t>
+            </w:r>
+          </w:p>
+        </w:tc>
+      </w:tr>
+      <w:tr>
+        <w:tc>
+          <w:tcPr>
+            <w:tcW w:type="dxa" w:w="1500"/>
+            <w:shd w:fill="B3261E" w:val="clear"/>
+            <w:tcMar>
+              <w:top w:type="dxa" w:w="140"/>
+              <w:left w:type="dxa" w:w="120"/>
+              <w:bottom w:type="dxa" w:w="140"/>
+              <w:right w:type="dxa" w:w="120"/>
+            </w:tcMar>
+            <w:vAlign w:val="center"/>
+          </w:tcPr>
+          <w:p>
+            <w:pPr>
+              <w:spacing w:after="0" w:before="0"/>
+              <w:jc w:val="center"/>
+            </w:pPr>
+            <w:r>
+              <w:rPr>
+                <w:rFonts w:ascii="Meiryo" w:cs="Meiryo" w:eastAsia="Meiryo" w:hAnsi="Meiryo"/>
+                <w:b/>
+                <w:bCs/>
+                <w:color w:val="FFFFFF"/>
+                <w:sz w:val="22"/>
+                <w:szCs w:val="22"/>
+              </w:rPr>
+              <w:t xml:space="preserve">赤</w:t>
+            </w:r>
+          </w:p>
+        </w:tc>
+        <w:tc>
+          <w:tcPr>
+            <w:tcW w:type="dxa" w:w="3600"/>
+            <w:shd w:fill="FFFFFF" w:val="clear"/>
+            <w:tcMar>
+              <w:top w:type="dxa" w:w="120"/>
+              <w:left w:type="dxa" w:w="140"/>
+              <w:bottom w:type="dxa" w:w="120"/>
+              <w:right w:type="dxa" w:w="140"/>
+            </w:tcMar>
+            <w:vAlign w:val="center"/>
+          </w:tcPr>
+          <w:p>
+            <w:pPr>
+              <w:spacing w:after="0" w:before="0" w:line="300"/>
+            </w:pPr>
+            <w:r>
+              <w:rPr>
+                <w:rFonts w:ascii="Meiryo" w:cs="Meiryo" w:eastAsia="Meiryo" w:hAnsi="Meiryo"/>
+                <w:color w:val="1D2B2A"/>
+                <w:sz w:val="21"/>
+                <w:szCs w:val="21"/>
+              </w:rPr>
+              <w:t xml:space="preserve">「面接・進捗報告：停止」</w:t>
+            </w:r>
+          </w:p>
+          <w:p>
+            <w:pPr>
+              <w:spacing w:after="0" w:before="0" w:line="300"/>
+            </w:pPr>
+            <w:r>
+              <w:rPr>
+                <w:rFonts w:ascii="Meiryo" w:cs="Meiryo" w:eastAsia="Meiryo" w:hAnsi="Meiryo"/>
+                <w:color w:val="1D2B2A"/>
+                <w:sz w:val="21"/>
+                <w:szCs w:val="21"/>
+              </w:rPr>
+              <w:t xml:space="preserve">未入力の欄の枠</w:t>
+            </w:r>
+          </w:p>
+        </w:tc>
+        <w:tc>
+          <w:tcPr>
+            <w:tcW w:type="dxa" w:w="4538"/>
+            <w:shd w:fill="FFFFFF" w:val="clear"/>
+            <w:tcMar>
+              <w:top w:type="dxa" w:w="120"/>
+              <w:left w:type="dxa" w:w="140"/>
+              <w:bottom w:type="dxa" w:w="120"/>
+              <w:right w:type="dxa" w:w="140"/>
+            </w:tcMar>
+            <w:vAlign w:val="center"/>
+          </w:tcPr>
+          <w:p>
+            <w:pPr>
+              <w:spacing w:after="0" w:before="0" w:line="300"/>
+            </w:pPr>
+            <w:r>
+              <w:rPr>
+                <w:rFonts w:ascii="Meiryo" w:cs="Meiryo" w:eastAsia="Meiryo" w:hAnsi="Meiryo"/>
+                <w:color w:val="1D2B2A"/>
+                <w:sz w:val="21"/>
+                <w:szCs w:val="21"/>
+              </w:rPr>
+              <w:t xml:space="preserve">止まっています。すぐ手を打ってください</w:t>
+            </w:r>
+          </w:p>
+        </w:tc>
+      </w:tr>
+      <w:tr>
+        <w:tc>
+          <w:tcPr>
+            <w:tcW w:type="dxa" w:w="1500"/>
+            <w:shd w:fill="94600E" w:val="clear"/>
+            <w:tcMar>
+              <w:top w:type="dxa" w:w="140"/>
+              <w:left w:type="dxa" w:w="120"/>
+              <w:bottom w:type="dxa" w:w="140"/>
+              <w:right w:type="dxa" w:w="120"/>
+            </w:tcMar>
+            <w:vAlign w:val="center"/>
+          </w:tcPr>
+          <w:p>
+            <w:pPr>
+              <w:spacing w:after="0" w:before="0"/>
+              <w:jc w:val="center"/>
+            </w:pPr>
+            <w:r>
+              <w:rPr>
+                <w:rFonts w:ascii="Meiryo" w:cs="Meiryo" w:eastAsia="Meiryo" w:hAnsi="Meiryo"/>
+                <w:b/>
+                <w:bCs/>
+                <w:color w:val="FFFFFF"/>
+                <w:sz w:val="22"/>
+                <w:szCs w:val="22"/>
+              </w:rPr>
+              <w:t xml:space="preserve">黄土色</w:t>
+            </w:r>
+          </w:p>
+        </w:tc>
+        <w:tc>
+          <w:tcPr>
+            <w:tcW w:type="dxa" w:w="3600"/>
+            <w:shd w:fill="FFFFFF" w:val="clear"/>
+            <w:tcMar>
+              <w:top w:type="dxa" w:w="120"/>
+              <w:left w:type="dxa" w:w="140"/>
+              <w:bottom w:type="dxa" w:w="120"/>
+              <w:right w:type="dxa" w:w="140"/>
+            </w:tcMar>
+            <w:vAlign w:val="center"/>
+          </w:tcPr>
+          <w:p>
+            <w:pPr>
+              <w:spacing w:after="0" w:before="0" w:line="300"/>
+            </w:pPr>
+            <w:r>
+              <w:rPr>
+                <w:rFonts w:ascii="Meiryo" w:cs="Meiryo" w:eastAsia="Meiryo" w:hAnsi="Meiryo"/>
+                <w:color w:val="1D2B2A"/>
+                <w:sz w:val="21"/>
+                <w:szCs w:val="21"/>
+              </w:rPr>
+              <w:t xml:space="preserve">案件一覧のいちばん上の帯</w:t>
+            </w:r>
+          </w:p>
+          <w:p>
+            <w:pPr>
+              <w:spacing w:after="0" w:before="0" w:line="300"/>
+            </w:pPr>
+            <w:r>
+              <w:rPr>
+                <w:rFonts w:ascii="Meiryo" w:cs="Meiryo" w:eastAsia="Meiryo" w:hAnsi="Meiryo"/>
+                <w:color w:val="1D2B2A"/>
+                <w:sz w:val="21"/>
+                <w:szCs w:val="21"/>
+              </w:rPr>
+              <w:t xml:space="preserve">「上申から</w:t>
+            </w:r>
+            <w:r>
+              <w:rPr>
+                <w:rFonts w:ascii="Segoe UI Emoji" w:cs="Segoe UI Emoji" w:eastAsia="Segoe UI Emoji" w:hAnsi="Segoe UI Emoji"/>
+                <w:color w:val="1D2B2A"/>
+                <w:sz w:val="21"/>
+                <w:szCs w:val="21"/>
+              </w:rPr>
+              <w:t xml:space="preserve">○</w:t>
+            </w:r>
+            <w:r>
+              <w:rPr>
+                <w:rFonts w:ascii="Meiryo" w:cs="Meiryo" w:eastAsia="Meiryo" w:hAnsi="Meiryo"/>
+                <w:color w:val="1D2B2A"/>
+                <w:sz w:val="21"/>
+                <w:szCs w:val="21"/>
+              </w:rPr>
+              <w:t xml:space="preserve">日」</w:t>
+            </w:r>
+          </w:p>
+        </w:tc>
+        <w:tc>
+          <w:tcPr>
+            <w:tcW w:type="dxa" w:w="4538"/>
+            <w:shd w:fill="FFFFFF" w:val="clear"/>
+            <w:tcMar>
+              <w:top w:type="dxa" w:w="120"/>
+              <w:left w:type="dxa" w:w="140"/>
+              <w:bottom w:type="dxa" w:w="120"/>
+              <w:right w:type="dxa" w:w="140"/>
+            </w:tcMar>
+            <w:vAlign w:val="center"/>
+          </w:tcPr>
+          <w:p>
+            <w:pPr>
+              <w:spacing w:after="0" w:before="0" w:line="300"/>
+            </w:pPr>
+            <w:r>
+              <w:rPr>
+                <w:rFonts w:ascii="Meiryo" w:cs="Meiryo" w:eastAsia="Meiryo" w:hAnsi="Meiryo"/>
+                <w:color w:val="1D2B2A"/>
+                <w:sz w:val="21"/>
+                <w:szCs w:val="21"/>
+              </w:rPr>
+              <w:t xml:space="preserve">遅れています。数日のうちに</w:t>
+            </w:r>
+          </w:p>
+        </w:tc>
+      </w:tr>
+      <w:tr>
+        <w:tc>
+          <w:tcPr>
+            <w:tcW w:type="dxa" w:w="1500"/>
+            <w:shd w:fill="2A7549" w:val="clear"/>
+            <w:tcMar>
+              <w:top w:type="dxa" w:w="140"/>
+              <w:left w:type="dxa" w:w="120"/>
+              <w:bottom w:type="dxa" w:w="140"/>
+              <w:right w:type="dxa" w:w="120"/>
+            </w:tcMar>
+            <w:vAlign w:val="center"/>
+          </w:tcPr>
+          <w:p>
+            <w:pPr>
+              <w:spacing w:after="0" w:before="0"/>
+              <w:jc w:val="center"/>
+            </w:pPr>
+            <w:r>
+              <w:rPr>
+                <w:rFonts w:ascii="Meiryo" w:cs="Meiryo" w:eastAsia="Meiryo" w:hAnsi="Meiryo"/>
+                <w:b/>
+                <w:bCs/>
+                <w:color w:val="FFFFFF"/>
+                <w:sz w:val="22"/>
+                <w:szCs w:val="22"/>
+              </w:rPr>
+              <w:t xml:space="preserve">緑</w:t>
+            </w:r>
+          </w:p>
+        </w:tc>
+        <w:tc>
+          <w:tcPr>
+            <w:tcW w:type="dxa" w:w="3600"/>
+            <w:shd w:fill="FFFFFF" w:val="clear"/>
+            <w:tcMar>
+              <w:top w:type="dxa" w:w="120"/>
+              <w:left w:type="dxa" w:w="140"/>
+              <w:bottom w:type="dxa" w:w="120"/>
+              <w:right w:type="dxa" w:w="140"/>
+            </w:tcMar>
+            <w:vAlign w:val="center"/>
+          </w:tcPr>
+          <w:p>
+            <w:pPr>
+              <w:spacing w:after="0" w:before="0" w:line="300"/>
+            </w:pPr>
+            <w:r>
+              <w:rPr>
+                <w:rFonts w:ascii="Meiryo" w:cs="Meiryo" w:eastAsia="Meiryo" w:hAnsi="Meiryo"/>
+                <w:color w:val="1D2B2A"/>
+                <w:sz w:val="21"/>
+                <w:szCs w:val="21"/>
+              </w:rPr>
+              <w:t xml:space="preserve">「入力ずみ」のバッジ</w:t>
+            </w:r>
+          </w:p>
+          <w:p>
+            <w:pPr>
+              <w:spacing w:after="0" w:before="0" w:line="300"/>
+            </w:pPr>
+            <w:r>
+              <w:rPr>
+                <w:rFonts w:ascii="Meiryo" w:cs="Meiryo" w:eastAsia="Meiryo" w:hAnsi="Meiryo"/>
+                <w:color w:val="1D2B2A"/>
+                <w:sz w:val="21"/>
+                <w:szCs w:val="21"/>
+              </w:rPr>
+              <w:t xml:space="preserve">進捗の丸</w:t>
+            </w:r>
+          </w:p>
+        </w:tc>
+        <w:tc>
+          <w:tcPr>
+            <w:tcW w:type="dxa" w:w="4538"/>
+            <w:shd w:fill="FFFFFF" w:val="clear"/>
+            <w:tcMar>
+              <w:top w:type="dxa" w:w="120"/>
+              <w:left w:type="dxa" w:w="140"/>
+              <w:bottom w:type="dxa" w:w="120"/>
+              <w:right w:type="dxa" w:w="140"/>
+            </w:tcMar>
+            <w:vAlign w:val="center"/>
+          </w:tcPr>
+          <w:p>
+            <w:pPr>
+              <w:spacing w:after="0" w:before="0" w:line="300"/>
+            </w:pPr>
+            <w:r>
+              <w:rPr>
+                <w:rFonts w:ascii="Meiryo" w:cs="Meiryo" w:eastAsia="Meiryo" w:hAnsi="Meiryo"/>
+                <w:color w:val="1D2B2A"/>
+                <w:sz w:val="21"/>
+                <w:szCs w:val="21"/>
+              </w:rPr>
+              <w:t xml:space="preserve">終わっています。手は不要です</w:t>
+            </w:r>
+          </w:p>
+        </w:tc>
+      </w:tr>
+      <w:tr>
+        <w:tc>
+          <w:tcPr>
+            <w:tcW w:type="dxa" w:w="1500"/>
+            <w:shd w:fill="224C74" w:val="clear"/>
+            <w:tcMar>
+              <w:top w:type="dxa" w:w="140"/>
+              <w:left w:type="dxa" w:w="120"/>
+              <w:bottom w:type="dxa" w:w="140"/>
+              <w:right w:type="dxa" w:w="120"/>
+            </w:tcMar>
+            <w:vAlign w:val="center"/>
+          </w:tcPr>
+          <w:p>
+            <w:pPr>
+              <w:spacing w:after="0" w:before="0"/>
+              <w:jc w:val="center"/>
+            </w:pPr>
+            <w:r>
+              <w:rPr>
+                <w:rFonts w:ascii="Meiryo" w:cs="Meiryo" w:eastAsia="Meiryo" w:hAnsi="Meiryo"/>
+                <w:b/>
+                <w:bCs/>
+                <w:color w:val="FFFFFF"/>
+                <w:sz w:val="22"/>
+                <w:szCs w:val="22"/>
+              </w:rPr>
+              <w:t xml:space="preserve">紺</w:t>
+            </w:r>
+          </w:p>
+        </w:tc>
+        <w:tc>
+          <w:tcPr>
+            <w:tcW w:type="dxa" w:w="3600"/>
+            <w:shd w:fill="FFFFFF" w:val="clear"/>
+            <w:tcMar>
+              <w:top w:type="dxa" w:w="120"/>
+              <w:left w:type="dxa" w:w="140"/>
+              <w:bottom w:type="dxa" w:w="120"/>
+              <w:right w:type="dxa" w:w="140"/>
+            </w:tcMar>
+            <w:vAlign w:val="center"/>
+          </w:tcPr>
+          <w:p>
+            <w:pPr>
+              <w:spacing w:after="0" w:before="0" w:line="300"/>
+            </w:pPr>
+            <w:r>
+              <w:rPr>
+                <w:rFonts w:ascii="Meiryo" w:cs="Meiryo" w:eastAsia="Meiryo" w:hAnsi="Meiryo"/>
+                <w:color w:val="1D2B2A"/>
+                <w:sz w:val="21"/>
+                <w:szCs w:val="21"/>
+              </w:rPr>
+              <w:t xml:space="preserve">押せるボタン</w:t>
+            </w:r>
+          </w:p>
+          <w:p>
+            <w:pPr>
+              <w:spacing w:after="0" w:before="0" w:line="300"/>
+            </w:pPr>
+            <w:r>
+              <w:rPr>
+                <w:rFonts w:ascii="Meiryo" w:cs="Meiryo" w:eastAsia="Meiryo" w:hAnsi="Meiryo"/>
+                <w:color w:val="1D2B2A"/>
+                <w:sz w:val="21"/>
+                <w:szCs w:val="21"/>
+              </w:rPr>
+              <w:t xml:space="preserve">いま開いているタブ</w:t>
+            </w:r>
+          </w:p>
+        </w:tc>
+        <w:tc>
+          <w:tcPr>
+            <w:tcW w:type="dxa" w:w="4538"/>
+            <w:shd w:fill="FFFFFF" w:val="clear"/>
+            <w:tcMar>
+              <w:top w:type="dxa" w:w="120"/>
+              <w:left w:type="dxa" w:w="140"/>
+              <w:bottom w:type="dxa" w:w="120"/>
+              <w:right w:type="dxa" w:w="140"/>
+            </w:tcMar>
+            <w:vAlign w:val="center"/>
+          </w:tcPr>
+          <w:p>
+            <w:pPr>
+              <w:spacing w:after="0" w:before="0" w:line="300"/>
+            </w:pPr>
+            <w:r>
+              <w:rPr>
+                <w:rFonts w:ascii="Meiryo" w:cs="Meiryo" w:eastAsia="Meiryo" w:hAnsi="Meiryo"/>
+                <w:color w:val="1D2B2A"/>
+                <w:sz w:val="21"/>
+                <w:szCs w:val="21"/>
+              </w:rPr>
+              <w:t xml:space="preserve">ここを押してください</w:t>
+            </w:r>
+          </w:p>
+        </w:tc>
+      </w:tr>
+      <w:tr>
+        <w:tc>
+          <w:tcPr>
+            <w:tcW w:type="dxa" w:w="1500"/>
+            <w:shd w:fill="E8EDEA" w:val="clear"/>
+            <w:tcMar>
+              <w:top w:type="dxa" w:w="140"/>
+              <w:left w:type="dxa" w:w="120"/>
+              <w:bottom w:type="dxa" w:w="140"/>
+              <w:right w:type="dxa" w:w="120"/>
+            </w:tcMar>
+            <w:vAlign w:val="center"/>
+          </w:tcPr>
+          <w:p>
+            <w:pPr>
+              <w:spacing w:after="0" w:before="0"/>
+              <w:jc w:val="center"/>
+            </w:pPr>
+            <w:r>
+              <w:rPr>
+                <w:rFonts w:ascii="Meiryo" w:cs="Meiryo" w:eastAsia="Meiryo" w:hAnsi="Meiryo"/>
+                <w:b/>
+                <w:bCs/>
+                <w:color w:val="5C6660"/>
+                <w:sz w:val="22"/>
+                <w:szCs w:val="22"/>
+              </w:rPr>
+              <w:t xml:space="preserve">灰色</w:t>
+            </w:r>
+          </w:p>
+        </w:tc>
+        <w:tc>
+          <w:tcPr>
+            <w:tcW w:type="dxa" w:w="3600"/>
+            <w:shd w:fill="FFFFFF" w:val="clear"/>
+            <w:tcMar>
+              <w:top w:type="dxa" w:w="120"/>
+              <w:left w:type="dxa" w:w="140"/>
+              <w:bottom w:type="dxa" w:w="120"/>
+              <w:right w:type="dxa" w:w="140"/>
+            </w:tcMar>
+            <w:vAlign w:val="center"/>
+          </w:tcPr>
+          <w:p>
+            <w:pPr>
+              <w:spacing w:after="0" w:before="0" w:line="300"/>
+            </w:pPr>
+            <w:r>
+              <w:rPr>
+                <w:rFonts w:ascii="Meiryo" w:cs="Meiryo" w:eastAsia="Meiryo" w:hAnsi="Meiryo"/>
+                <w:color w:val="1D2B2A"/>
+                <w:sz w:val="21"/>
+                <w:szCs w:val="21"/>
+              </w:rPr>
+              <w:t xml:space="preserve">押せないボタン</w:t>
+            </w:r>
+          </w:p>
+          <w:p>
+            <w:pPr>
+              <w:spacing w:after="0" w:before="0" w:line="300"/>
+            </w:pPr>
+            <w:r>
+              <w:rPr>
+                <w:rFonts w:ascii="Meiryo" w:cs="Meiryo" w:eastAsia="Meiryo" w:hAnsi="Meiryo"/>
+                <w:color w:val="1D2B2A"/>
+                <w:sz w:val="21"/>
+                <w:szCs w:val="21"/>
+              </w:rPr>
+              <w:t xml:space="preserve">「これから」の進捗</w:t>
+            </w:r>
+          </w:p>
+        </w:tc>
+        <w:tc>
+          <w:tcPr>
+            <w:tcW w:type="dxa" w:w="4538"/>
+            <w:shd w:fill="FFFFFF" w:val="clear"/>
+            <w:tcMar>
+              <w:top w:type="dxa" w:w="120"/>
+              <w:left w:type="dxa" w:w="140"/>
+              <w:bottom w:type="dxa" w:w="120"/>
+              <w:right w:type="dxa" w:w="140"/>
+            </w:tcMar>
+            <w:vAlign w:val="center"/>
+          </w:tcPr>
+          <w:p>
+            <w:pPr>
+              <w:spacing w:after="0" w:before="0" w:line="300"/>
+            </w:pPr>
+            <w:r>
+              <w:rPr>
+                <w:rFonts w:ascii="Meiryo" w:cs="Meiryo" w:eastAsia="Meiryo" w:hAnsi="Meiryo"/>
+                <w:color w:val="1D2B2A"/>
+                <w:sz w:val="21"/>
+                <w:szCs w:val="21"/>
+              </w:rPr>
+              <w:t xml:space="preserve">まだ押せません。横に理由が出ています</w:t>
+            </w:r>
+          </w:p>
+        </w:tc>
+      </w:tr>
+    </w:tbl>
+    <w:p>
+      <w:pPr>
+        <w:spacing w:after="200"/>
+      </w:pPr>
+    </w:p>
+    <w:tbl>
+      <w:tblPr>
+        <w:tblW w:type="dxa" w:w="9638"/>
+        <w:tblBorders>
+          <w:top w:val="none"/>
+          <w:left w:val="single" w:color="1F7A52" w:sz="24"/>
+          <w:bottom w:val="none"/>
+          <w:right w:val="none"/>
+          <w:insideH w:val="none"/>
+          <w:insideV w:val="none"/>
+        </w:tblBorders>
+      </w:tblPr>
+      <w:tblGrid>
+        <w:gridCol w:w="9638"/>
+      </w:tblGrid>
+      <w:tr>
+        <w:tc>
+          <w:tcPr>
+            <w:tcW w:type="dxa" w:w="9638"/>
+            <w:shd w:fill="EAF4EE" w:val="clear"/>
+            <w:tcMar>
+              <w:top w:type="dxa" w:w="120"/>
+              <w:left w:type="dxa" w:w="200"/>
+              <w:bottom w:type="dxa" w:w="120"/>
+              <w:right w:type="dxa" w:w="200"/>
+            </w:tcMar>
+          </w:tcPr>
+          <w:p>
+            <w:pPr>
+              <w:spacing w:after="80" w:before="40"/>
+            </w:pPr>
+            <w:r>
+              <w:rPr>
+                <w:rFonts w:ascii="Meiryo" w:cs="Meiryo" w:eastAsia="Meiryo" w:hAnsi="Meiryo"/>
+                <w:b/>
+                <w:bCs/>
+                <w:color w:val="1F7A52"/>
+                <w:sz w:val="23"/>
+                <w:szCs w:val="23"/>
+              </w:rPr>
+              <w:t xml:space="preserve">進捗の丸の色</w:t>
+            </w:r>
+          </w:p>
+          <w:p>
+            <w:pPr>
+              <w:spacing w:after="60" w:before="0" w:line="320"/>
+            </w:pPr>
+            <w:r>
+              <w:rPr>
+                <w:rFonts w:ascii="Meiryo" w:cs="Meiryo" w:eastAsia="Meiryo" w:hAnsi="Meiryo"/>
+                <w:color w:val="1D2B2A"/>
+                <w:sz w:val="22"/>
+                <w:szCs w:val="22"/>
+              </w:rPr>
+              <w:t xml:space="preserve">案件の画面の左にある「進捗」では、緑＝終わった、オレンジ＝いまここ、灰色＝これから、を表します。</w:t>
+            </w:r>
+          </w:p>
+          <w:p>
+            <w:pPr>
+              <w:spacing w:after="40" w:before="0" w:line="320"/>
+            </w:pPr>
+            <w:r>
+              <w:rPr>
+                <w:rFonts w:ascii="Meiryo" w:cs="Meiryo" w:eastAsia="Meiryo" w:hAnsi="Meiryo"/>
+                <w:color w:val="1D2B2A"/>
+                <w:sz w:val="22"/>
+                <w:szCs w:val="22"/>
+              </w:rPr>
+              <w:t xml:space="preserve">オレンジの「いま ここ」を見れば、その案件が次に何をすべき状態なのかが分かります。</w:t>
+            </w:r>
+          </w:p>
+        </w:tc>
+      </w:tr>
+    </w:tbl>
+    <w:p>
       <w:r>
         <w:br w:type="page"/>
       </w:r>
@@ -3321,7 +4361,7 @@
         </w:pBdr>
         <w:spacing w:after="240" w:before="0"/>
       </w:pPr>
-      <w:bookmarkStart w:name="_Toc13" w:id="13"/>
+      <w:bookmarkStart w:name="_Toc14" w:id="14"/>
       <w:r>
         <w:rPr>
           <w:rFonts w:ascii="Meiryo" w:cs="Meiryo" w:eastAsia="Meiryo" w:hAnsi="Meiryo"/>
@@ -3333,7 +4373,7 @@
         </w:rPr>
         <w:t xml:space="preserve">6. 設定を変える</w:t>
       </w:r>
-      <w:bookmarkEnd w:id="13"/>
+      <w:bookmarkEnd w:id="14"/>
     </w:p>
     <w:p>
       <w:pPr>
@@ -3428,7 +4468,7 @@
         <w:pStyle w:val="Heading2"/>
         <w:spacing w:after="160" w:before="360"/>
       </w:pPr>
-      <w:bookmarkStart w:name="_Toc14" w:id="14"/>
+      <w:bookmarkStart w:name="_Toc15" w:id="15"/>
       <w:r>
         <w:rPr>
           <w:rFonts w:ascii="Meiryo" w:cs="Meiryo" w:eastAsia="Meiryo" w:hAnsi="Meiryo"/>
@@ -3440,7 +4480,7 @@
         </w:rPr>
         <w:t xml:space="preserve">担当者・拠点を増やす／減らす</w:t>
       </w:r>
-      <w:bookmarkEnd w:id="14"/>
+      <w:bookmarkEnd w:id="15"/>
     </w:p>
     <w:p>
       <w:pPr>
@@ -3542,7 +4582,7 @@
         <w:pStyle w:val="Heading2"/>
         <w:spacing w:after="160" w:before="360"/>
       </w:pPr>
-      <w:bookmarkStart w:name="_Toc15" w:id="15"/>
+      <w:bookmarkStart w:name="_Toc16" w:id="16"/>
       <w:r>
         <w:rPr>
           <w:rFonts w:ascii="Meiryo" w:cs="Meiryo" w:eastAsia="Meiryo" w:hAnsi="Meiryo"/>
@@ -3554,7 +4594,7 @@
         </w:rPr>
         <w:t xml:space="preserve">金額や日数のルール</w:t>
       </w:r>
-      <w:bookmarkEnd w:id="15"/>
+      <w:bookmarkEnd w:id="16"/>
     </w:p>
     <w:p>
       <w:pPr>
@@ -3954,7 +4994,7 @@
         <w:pStyle w:val="Heading2"/>
         <w:spacing w:after="160" w:before="360"/>
       </w:pPr>
-      <w:bookmarkStart w:name="_Toc16" w:id="16"/>
+      <w:bookmarkStart w:name="_Toc17" w:id="17"/>
       <w:r>
         <w:rPr>
           <w:rFonts w:ascii="Meiryo" w:cs="Meiryo" w:eastAsia="Meiryo" w:hAnsi="Meiryo"/>
@@ -3966,7 +5006,7 @@
         </w:rPr>
         <w:t xml:space="preserve">LINE通知</w:t>
       </w:r>
-      <w:bookmarkEnd w:id="16"/>
+      <w:bookmarkEnd w:id="17"/>
     </w:p>
     <w:p>
       <w:pPr>
@@ -4459,7 +5499,7 @@
         <w:pStyle w:val="Heading2"/>
         <w:spacing w:after="160" w:before="360"/>
       </w:pPr>
-      <w:bookmarkStart w:name="_Toc17" w:id="17"/>
+      <w:bookmarkStart w:name="_Toc18" w:id="18"/>
       <w:r>
         <w:rPr>
           <w:rFonts w:ascii="Meiryo" w:cs="Meiryo" w:eastAsia="Meiryo" w:hAnsi="Meiryo"/>
@@ -4471,7 +5511,7 @@
         </w:rPr>
         <w:t xml:space="preserve">バックアップ</w:t>
       </w:r>
-      <w:bookmarkEnd w:id="17"/>
+      <w:bookmarkEnd w:id="18"/>
     </w:p>
     <w:p>
       <w:pPr>
@@ -4567,7 +5607,7 @@
         </w:pBdr>
         <w:spacing w:after="240" w:before="0"/>
       </w:pPr>
-      <w:bookmarkStart w:name="_Toc18" w:id="18"/>
+      <w:bookmarkStart w:name="_Toc19" w:id="19"/>
       <w:r>
         <w:rPr>
           <w:rFonts w:ascii="Meiryo" w:cs="Meiryo" w:eastAsia="Meiryo" w:hAnsi="Meiryo"/>
@@ -4579,7 +5619,7 @@
         </w:rPr>
         <w:t xml:space="preserve">7. 新しい人に通知を届ける</w:t>
       </w:r>
-      <w:bookmarkEnd w:id="18"/>
+      <w:bookmarkEnd w:id="19"/>
     </w:p>
     <w:p>
       <w:pPr>
@@ -4785,7 +5825,7 @@
         </w:pBdr>
         <w:spacing w:after="240" w:before="0"/>
       </w:pPr>
-      <w:bookmarkStart w:name="_Toc19" w:id="19"/>
+      <w:bookmarkStart w:name="_Toc20" w:id="20"/>
       <w:r>
         <w:rPr>
           <w:rFonts w:ascii="Meiryo" w:cs="Meiryo" w:eastAsia="Meiryo" w:hAnsi="Meiryo"/>
@@ -4797,7 +5837,7 @@
         </w:rPr>
         <w:t xml:space="preserve">8. 困ったとき</w:t>
       </w:r>
-      <w:bookmarkEnd w:id="19"/>
+      <w:bookmarkEnd w:id="20"/>
     </w:p>
     <w:tbl>
       <w:tblPr>
